--- a/public/templates/transport_contract.docx
+++ b/public/templates/transport_contract.docx
@@ -19,25 +19,6 @@
           <w:szCs w:val="28"/>
         </w:rPr>
         <w:t xml:space="preserve">Договор транспортной экспедиции </w:t>
-      </w:r>
-      <w:r>
-        <w:rPr>
-          <w:b/>
-          <w:sz w:val="28"/>
-          <w:szCs w:val="28"/>
-        </w:rPr>
-        <w:t>№</w:t>
-      </w:r>
-      <w:r>
-        <w:rPr>
-          <w:rFonts w:ascii="Helvetica" w:hAnsi="Helvetica" w:cs="Helvetica"/>
-          <w:b/>
-          <w:color w:val="000000"/>
-          <w:sz w:val="28"/>
-          <w:szCs w:val="28"/>
-          <w:shd w:val="clear" w:color="auto" w:fill="FFFFFF"/>
-        </w:rPr>
-        <w:t xml:space="preserve"> </w:t>
       </w:r>
       <w:r>
         <w:rPr>
@@ -4587,14 +4568,14 @@
               <w:rPr>
                 <w:lang w:val="en-US"/>
               </w:rPr>
-              <w:t xml:space="preserve"> {e</w:t>
+              <w:t xml:space="preserve"> {</w:t>
             </w:r>
             <w:proofErr w:type="spellStart"/>
             <w:r>
               <w:rPr>
                 <w:lang w:val="en-US"/>
               </w:rPr>
-              <w:t>xpeditor_address</w:t>
+              <w:t>expeditor_address</w:t>
             </w:r>
             <w:proofErr w:type="spellEnd"/>
             <w:r>

--- a/public/templates/transport_contract.docx
+++ b/public/templates/transport_contract.docx
@@ -5025,23 +5025,15 @@
               <w:rPr>
                 <w:lang w:val="en-US"/>
               </w:rPr>
-              <w:t>expeditor_director_</w:t>
-            </w:r>
-            <w:proofErr w:type="gramStart"/>
-            <w:r>
-              <w:rPr>
-                <w:lang w:val="en-US"/>
-              </w:rPr>
-              <w:t>name</w:t>
+              <w:t>expeditor_director_name</w:t>
             </w:r>
             <w:proofErr w:type="spellEnd"/>
             <w:r>
               <w:rPr>
                 <w:lang w:val="en-US"/>
               </w:rPr>
-              <w:t xml:space="preserve"> }</w:t>
-            </w:r>
-            <w:proofErr w:type="gramEnd"/>
+              <w:t>}</w:t>
+            </w:r>
           </w:p>
           <w:p>
             <w:pPr>

--- a/public/templates/transport_contract.docx
+++ b/public/templates/transport_contract.docx
@@ -30,33 +30,7 @@
           <w:shd w:val="clear" w:color="auto" w:fill="FFFFFF"/>
           <w:lang w:val="en-US"/>
         </w:rPr>
-        <w:t>{</w:t>
-      </w:r>
-      <w:proofErr w:type="spellStart"/>
-      <w:r>
-        <w:rPr>
-          <w:rFonts w:ascii="Helvetica" w:hAnsi="Helvetica" w:cs="Helvetica"/>
-          <w:b/>
-          <w:color w:val="000000"/>
-          <w:sz w:val="28"/>
-          <w:szCs w:val="28"/>
-          <w:shd w:val="clear" w:color="auto" w:fill="FFFFFF"/>
-          <w:lang w:val="en-US"/>
-        </w:rPr>
-        <w:t>contractNumberOnly</w:t>
-      </w:r>
-      <w:proofErr w:type="spellEnd"/>
-      <w:r>
-        <w:rPr>
-          <w:rFonts w:ascii="Helvetica" w:hAnsi="Helvetica" w:cs="Helvetica"/>
-          <w:b/>
-          <w:color w:val="000000"/>
-          <w:sz w:val="28"/>
-          <w:szCs w:val="28"/>
-          <w:shd w:val="clear" w:color="auto" w:fill="FFFFFF"/>
-          <w:lang w:val="en-US"/>
-        </w:rPr>
-        <w:t>}</w:t>
+        <w:t>{contractNumberOnly}</w:t>
       </w:r>
     </w:p>
     <w:p>
@@ -140,27 +114,7 @@
                 <w:szCs w:val="24"/>
                 <w:lang w:val="en-US"/>
               </w:rPr>
-              <w:t>{</w:t>
-            </w:r>
-            <w:proofErr w:type="spellStart"/>
-            <w:r>
-              <w:rPr>
-                <w:b/>
-                <w:sz w:val="24"/>
-                <w:szCs w:val="24"/>
-                <w:lang w:val="en-US"/>
-              </w:rPr>
-              <w:t>contractDateQuotes</w:t>
-            </w:r>
-            <w:proofErr w:type="spellEnd"/>
-            <w:r>
-              <w:rPr>
-                <w:b/>
-                <w:sz w:val="24"/>
-                <w:szCs w:val="24"/>
-                <w:lang w:val="en-US"/>
-              </w:rPr>
-              <w:t>}</w:t>
+              <w:t>{contractDateQuotes}</w:t>
             </w:r>
           </w:p>
         </w:tc>
@@ -265,7 +219,6 @@
         </w:rPr>
         <w:t>Заказчик</w:t>
       </w:r>
-      <w:proofErr w:type="gramStart"/>
       <w:r>
         <w:rPr>
           <w:b/>
@@ -290,14 +243,7 @@
         <w:rPr>
           <w:color w:val="000000"/>
         </w:rPr>
-        <w:t>в</w:t>
-      </w:r>
-      <w:proofErr w:type="gramEnd"/>
-      <w:r>
-        <w:rPr>
-          <w:color w:val="000000"/>
-        </w:rPr>
-        <w:t xml:space="preserve"> лице</w:t>
+        <w:t>в лице</w:t>
       </w:r>
       <w:r>
         <w:rPr>
@@ -392,14 +338,7 @@
           <w:b/>
           <w:szCs w:val="28"/>
         </w:rPr>
-        <w:t>,</w:t>
-      </w:r>
-      <w:r>
-        <w:rPr>
-          <w:b/>
-          <w:szCs w:val="28"/>
-        </w:rPr>
-        <w:t xml:space="preserve"> </w:t>
+        <w:t xml:space="preserve">, </w:t>
       </w:r>
       <w:r>
         <w:rPr>
@@ -919,15 +858,7 @@
         <w:t xml:space="preserve">По окончании перевозки получить отметку </w:t>
       </w:r>
       <w:r>
-        <w:t xml:space="preserve">о доставке груза </w:t>
-      </w:r>
-      <w:proofErr w:type="gramStart"/>
-      <w:r>
-        <w:t>Получателю</w:t>
-      </w:r>
-      <w:proofErr w:type="gramEnd"/>
-      <w:r>
-        <w:t xml:space="preserve"> указанного в заявке</w:t>
+        <w:t>о доставке груза Получателю указанного в заявке</w:t>
       </w:r>
       <w:r>
         <w:rPr>
@@ -981,21 +912,7 @@
         <w:rPr>
           <w:color w:val="000000"/>
         </w:rPr>
-        <w:t xml:space="preserve">Осуществлять контроль над процессом погрузки и разгрузки, поштучного пересчета грузовых мест, проверки внешнего состояния упаковки. По результатам погрузки (разгрузки) предоставлять </w:t>
-      </w:r>
-      <w:proofErr w:type="gramStart"/>
-      <w:r>
-        <w:rPr>
-          <w:color w:val="000000"/>
-        </w:rPr>
-        <w:t>фото отчет</w:t>
-      </w:r>
-      <w:proofErr w:type="gramEnd"/>
-      <w:r>
-        <w:rPr>
-          <w:color w:val="000000"/>
-        </w:rPr>
-        <w:t xml:space="preserve"> (в случае необходимости). </w:t>
+        <w:t xml:space="preserve">Осуществлять контроль над процессом погрузки и разгрузки, поштучного пересчета грузовых мест, проверки внешнего состояния упаковки. По результатам погрузки (разгрузки) предоставлять фото отчет (в случае необходимости). </w:t>
       </w:r>
     </w:p>
     <w:p>
@@ -1091,35 +1008,7 @@
         <w:rPr>
           <w:color w:val="000000"/>
         </w:rPr>
-        <w:t xml:space="preserve">Информировать Заказчика о прибытии груза, а </w:t>
-      </w:r>
-      <w:proofErr w:type="gramStart"/>
-      <w:r>
-        <w:rPr>
-          <w:color w:val="000000"/>
-        </w:rPr>
-        <w:t>так же</w:t>
-      </w:r>
-      <w:proofErr w:type="gramEnd"/>
-      <w:r>
-        <w:rPr>
-          <w:color w:val="000000"/>
-        </w:rPr>
-        <w:t xml:space="preserve"> письменно по </w:t>
-      </w:r>
-      <w:proofErr w:type="spellStart"/>
-      <w:r>
-        <w:rPr>
-          <w:color w:val="000000"/>
-        </w:rPr>
-        <w:t>e-mail</w:t>
-      </w:r>
-      <w:proofErr w:type="spellEnd"/>
-      <w:r>
-        <w:rPr>
-          <w:color w:val="000000"/>
-        </w:rPr>
-        <w:t xml:space="preserve"> или иными средствами передачи данных, информировать Заказчика о местонахождении грузов не реже 1 раза в сутки.</w:t>
+        <w:t>Информировать Заказчика о прибытии груза, а так же письменно по e-mail или иными средствами передачи данных, информировать Заказчика о местонахождении грузов не реже 1 раза в сутки.</w:t>
       </w:r>
     </w:p>
     <w:p>
@@ -1167,21 +1056,7 @@
         <w:rPr>
           <w:color w:val="000000"/>
         </w:rPr>
-        <w:t xml:space="preserve">Соблюдать конфиденциальность полученной от Заказчика информации, сведений и материалов, </w:t>
-      </w:r>
-      <w:proofErr w:type="gramStart"/>
-      <w:r>
-        <w:rPr>
-          <w:color w:val="000000"/>
-        </w:rPr>
-        <w:t>согласно перечня</w:t>
-      </w:r>
-      <w:proofErr w:type="gramEnd"/>
-      <w:r>
-        <w:rPr>
-          <w:color w:val="000000"/>
-        </w:rPr>
-        <w:t xml:space="preserve"> конфиденциальной информации, предоставленной Заказчиком, а также ставшей известной Экспедитору в период действия Договора.</w:t>
+        <w:t>Соблюдать конфиденциальность полученной от Заказчика информации, сведений и материалов, согласно перечня конфиденциальной информации, предоставленной Заказчиком, а также ставшей известной Экспедитору в период действия Договора.</w:t>
       </w:r>
     </w:p>
     <w:p>
@@ -2155,11 +2030,6 @@
           <w:color w:val="000000"/>
         </w:rPr>
         <w:t xml:space="preserve">Заявка оговаривает и содержит условия и обязательства конкретного случая организации обслуживания и является приоритетным документом на данную перевозку. Она вступает в силу с момента подписания сторонами и действует, если иное не указано </w:t>
-      </w:r>
-      <w:r>
-        <w:rPr>
-          <w:color w:val="000000"/>
-        </w:rPr>
         <w:lastRenderedPageBreak/>
         <w:t xml:space="preserve">в настоящем Договоре или в Заявке, до полного выполнения сторонами своих обязательств и подписания акта выполненных работ. </w:t>
       </w:r>
@@ -2314,15 +2184,7 @@
         <w:jc w:val="both"/>
       </w:pPr>
       <w:r>
-        <w:t xml:space="preserve">Дополнительные услуги, не оговоренные в Заявке, а также сверхнормативные простои транспортных средств по вине Заказчика, оплачиваются последним Экспедитору </w:t>
-      </w:r>
-      <w:proofErr w:type="gramStart"/>
-      <w:r>
-        <w:t>согласно счета</w:t>
-      </w:r>
-      <w:proofErr w:type="gramEnd"/>
-      <w:r>
-        <w:t xml:space="preserve"> на оплату, в течение 3-х дней с даты выставления счета.</w:t>
+        <w:t>Дополнительные услуги, не оговоренные в Заявке, а также сверхнормативные простои транспортных средств по вине Заказчика, оплачиваются последним Экспедитору согласно счета на оплату, в течение 3-х дней с даты выставления счета.</w:t>
       </w:r>
     </w:p>
     <w:p>
@@ -2688,15 +2550,7 @@
         </w:rPr>
       </w:pPr>
       <w:r>
-        <w:t xml:space="preserve">. За нарушение сроков подачи транспортного средства на </w:t>
-      </w:r>
-      <w:proofErr w:type="spellStart"/>
-      <w:r>
-        <w:t>погрузку,за</w:t>
-      </w:r>
-      <w:proofErr w:type="spellEnd"/>
-      <w:r>
-        <w:t xml:space="preserve"> простой автотранспорта под погрузкой (разгрузкой) более 48 часов (консолидированного груза - более 24 часов), а также за простой в пути следования вызванный прямой или косвенной виной Клиента / Экспедитора, последний оплачивает штраф в размере: 30 000 тенге за каждый день простоя при простое транспорта на территории Республики Казахстан; 40 000 тенге за каждый день простоя - на территории другого государства</w:t>
+        <w:t>. За нарушение сроков подачи транспортного средства на погрузку,за простой автотранспорта под погрузкой (разгрузкой) более 48 часов (консолидированного груза - более 24 часов), а также за простой в пути следования вызванный прямой или косвенной виной Клиента / Экспедитора, последний оплачивает штраф в размере: 30 000 тенге за каждый день простоя при простое транспорта на территории Республики Казахстан; 40 000 тенге за каждый день простоя - на территории другого государства</w:t>
       </w:r>
       <w:r>
         <w:rPr>
@@ -2744,15 +2598,7 @@
         </w:rPr>
       </w:pPr>
       <w:r>
-        <w:t xml:space="preserve">В случае просрочки доставки груза, </w:t>
-      </w:r>
-      <w:proofErr w:type="spellStart"/>
-      <w:r>
-        <w:t>Экспелитор</w:t>
-      </w:r>
-      <w:proofErr w:type="spellEnd"/>
-      <w:r>
-        <w:t xml:space="preserve"> обязан уплатить Клиенту, по его письменному требованию, штраф за просрочку /поставки груза Грузополучателю в размере эквивалентном 30 000 (тридцать тысяч) тенге за каждые сутки просрочки. </w:t>
+        <w:t xml:space="preserve">В случае просрочки доставки груза, Экспелитор обязан уплатить Клиенту, по его письменному требованию, штраф за просрочку /поставки груза Грузополучателю в размере эквивалентном 30 000 (тридцать тысяч) тенге за каждые сутки просрочки. </w:t>
       </w:r>
       <w:r>
         <w:rPr>
@@ -3172,21 +3018,7 @@
         <w:rPr>
           <w:color w:val="000000"/>
         </w:rPr>
-        <w:t xml:space="preserve">В случае обоснованности претензии, взаиморасчет должен происходить в течении следующих 30 (тридцати) календарных дней после получения ответа прямым перечислением на счет, по взаимному согласию сторон путем взаимозачета или </w:t>
-      </w:r>
-      <w:proofErr w:type="gramStart"/>
-      <w:r>
-        <w:rPr>
-          <w:color w:val="000000"/>
-        </w:rPr>
-        <w:t>согласно договора</w:t>
-      </w:r>
-      <w:proofErr w:type="gramEnd"/>
-      <w:r>
-        <w:rPr>
-          <w:color w:val="000000"/>
-        </w:rPr>
-        <w:t xml:space="preserve"> страхования грузов.</w:t>
+        <w:t>В случае обоснованности претензии, взаиморасчет должен происходить в течении следующих 30 (тридцати) календарных дней после получения ответа прямым перечислением на счет, по взаимному согласию сторон путем взаимозачета или согласно договора страхования грузов.</w:t>
       </w:r>
     </w:p>
     <w:p>
@@ -3391,11 +3223,6 @@
           <w:color w:val="000000"/>
         </w:rPr>
         <w:t xml:space="preserve">Стороны освобождаются от ответственности за неисполнение или ненадлежащее исполнение обязательств по соответствующей Заявке в рамках настоящего Договора, если это неисполнение или ненадлежащее исполнение явилось следствием </w:t>
-      </w:r>
-      <w:r>
-        <w:rPr>
-          <w:color w:val="000000"/>
-        </w:rPr>
         <w:lastRenderedPageBreak/>
         <w:t>обстоятельств непреодолимой силы (форс-мажорных обстоятельств), возникших после заключения Договора (подписания соответствующей Заявки уполномоченными представителями обеих Сторон) и представляющих собой события чрезвычайного характера, которые Сторона не могла ни предвидеть, ни предотвратить разумными мерами</w:t>
       </w:r>
@@ -3610,11 +3437,6 @@
           <w:color w:val="000000"/>
         </w:rPr>
         <w:t xml:space="preserve">Любые проверки могут проводиться исключительно после предварительного письменного уведомления Экспедитора Заказчиком. Проверки будут проводиться по будням, в рабочие часы, с соблюдением норм применимого законодательства о защите информации и не будут основанием для безосновательного вмешательства в </w:t>
-      </w:r>
-      <w:r>
-        <w:rPr>
-          <w:color w:val="000000"/>
-        </w:rPr>
         <w:lastRenderedPageBreak/>
         <w:t>предпринимательскую деятельность Экспедитора или для нарушения соглашений о конфиденциальности между Экспедитором и третьими лицами. Экспедитор обязан оказывать надлежащее содействие при проведении проверок. Каждая сторона самостоятельно несет расходы, связанные с проведением указанных проверок.</w:t>
       </w:r>
@@ -3863,11 +3685,6 @@
           <w:color w:val="000000"/>
         </w:rPr>
         <w:t xml:space="preserve">После исполнения Заявки или по требованию Заказчика документы, содержащие коммерческую тайну Заказчика (например, списки его Заказчиков, покупателей) </w:t>
-      </w:r>
-      <w:r>
-        <w:rPr>
-          <w:color w:val="000000"/>
-        </w:rPr>
         <w:lastRenderedPageBreak/>
         <w:t>должны быть незамедлительно возвращены Заказчику. В случае прекращения договорных отношений Сторон Экспедитор также обязуется не разглашать и не использовать в своих интересах конфиденциальную информацию, полученную им в процессе сотрудничества с Заказчиком в течение 5 (пяти) лет с даты расторжения или прекращения срока действия настоящего Договора.</w:t>
       </w:r>
@@ -4468,25 +4285,7 @@
                 <w:bCs/>
                 <w:lang w:val="en-US"/>
               </w:rPr>
-              <w:t>{</w:t>
-            </w:r>
-            <w:proofErr w:type="spellStart"/>
-            <w:r>
-              <w:rPr>
-                <w:b/>
-                <w:bCs/>
-                <w:lang w:val="en-US"/>
-              </w:rPr>
-              <w:t>expeditor_name</w:t>
-            </w:r>
-            <w:proofErr w:type="spellEnd"/>
-            <w:r>
-              <w:rPr>
-                <w:b/>
-                <w:bCs/>
-                <w:lang w:val="en-US"/>
-              </w:rPr>
-              <w:t>}</w:t>
+              <w:t>{expeditor_name}</w:t>
             </w:r>
           </w:p>
         </w:tc>
@@ -4509,27 +4308,7 @@
                 <w:u w:val="single"/>
                 <w:lang w:val="en-US"/>
               </w:rPr>
-              <w:t>{</w:t>
-            </w:r>
-            <w:proofErr w:type="spellStart"/>
-            <w:r>
-              <w:rPr>
-                <w:b/>
-                <w:bCs/>
-                <w:u w:val="single"/>
-                <w:lang w:val="en-US"/>
-              </w:rPr>
-              <w:t>customer_name</w:t>
-            </w:r>
-            <w:proofErr w:type="spellEnd"/>
-            <w:r>
-              <w:rPr>
-                <w:b/>
-                <w:bCs/>
-                <w:u w:val="single"/>
-                <w:lang w:val="en-US"/>
-              </w:rPr>
-              <w:t>}</w:t>
+              <w:t>{customer_name}</w:t>
             </w:r>
             <w:r>
               <w:rPr>
@@ -4559,30 +4338,14 @@
               </w:rPr>
               <w:t xml:space="preserve"> </w:t>
             </w:r>
-            <w:proofErr w:type="gramStart"/>
             <w:r>
               <w:t>Адрес::</w:t>
             </w:r>
-            <w:proofErr w:type="gramEnd"/>
             <w:r>
               <w:rPr>
                 <w:lang w:val="en-US"/>
               </w:rPr>
-              <w:t xml:space="preserve"> {</w:t>
-            </w:r>
-            <w:proofErr w:type="spellStart"/>
-            <w:r>
-              <w:rPr>
-                <w:lang w:val="en-US"/>
-              </w:rPr>
-              <w:t>expeditor_address</w:t>
-            </w:r>
-            <w:proofErr w:type="spellEnd"/>
-            <w:r>
-              <w:rPr>
-                <w:lang w:val="en-US"/>
-              </w:rPr>
-              <w:t>}</w:t>
+              <w:t xml:space="preserve"> {expeditor_address}</w:t>
             </w:r>
           </w:p>
           <w:p>
@@ -4601,21 +4364,7 @@
               <w:rPr>
                 <w:lang w:val="en-US"/>
               </w:rPr>
-              <w:t>{</w:t>
-            </w:r>
-            <w:proofErr w:type="spellStart"/>
-            <w:r>
-              <w:rPr>
-                <w:lang w:val="en-US"/>
-              </w:rPr>
-              <w:t>expeditor_bin</w:t>
-            </w:r>
-            <w:proofErr w:type="spellEnd"/>
-            <w:r>
-              <w:rPr>
-                <w:lang w:val="en-US"/>
-              </w:rPr>
-              <w:t>}</w:t>
+              <w:t>{expeditor_bin}</w:t>
             </w:r>
           </w:p>
           <w:p>
@@ -4634,21 +4383,7 @@
               <w:rPr>
                 <w:lang w:val="en-US"/>
               </w:rPr>
-              <w:t>{</w:t>
-            </w:r>
-            <w:proofErr w:type="spellStart"/>
-            <w:r>
-              <w:rPr>
-                <w:lang w:val="en-US"/>
-              </w:rPr>
-              <w:t>expeditor_bank</w:t>
-            </w:r>
-            <w:proofErr w:type="spellEnd"/>
-            <w:r>
-              <w:rPr>
-                <w:lang w:val="en-US"/>
-              </w:rPr>
-              <w:t>}</w:t>
+              <w:t>{expeditor_bank}</w:t>
             </w:r>
           </w:p>
           <w:p>
@@ -4667,21 +4402,7 @@
               <w:rPr>
                 <w:lang w:val="en-US"/>
               </w:rPr>
-              <w:t>{</w:t>
-            </w:r>
-            <w:proofErr w:type="spellStart"/>
-            <w:r>
-              <w:rPr>
-                <w:lang w:val="en-US"/>
-              </w:rPr>
-              <w:t>expeditor_kbe</w:t>
-            </w:r>
-            <w:proofErr w:type="spellEnd"/>
-            <w:r>
-              <w:rPr>
-                <w:lang w:val="en-US"/>
-              </w:rPr>
-              <w:t>}</w:t>
+              <w:t>{expeditor_kbe}</w:t>
             </w:r>
           </w:p>
           <w:p>
@@ -4700,21 +4421,7 @@
               <w:rPr>
                 <w:lang w:val="en-US"/>
               </w:rPr>
-              <w:t>{</w:t>
-            </w:r>
-            <w:proofErr w:type="spellStart"/>
-            <w:r>
-              <w:rPr>
-                <w:lang w:val="en-US"/>
-              </w:rPr>
-              <w:t>expeditor_bik</w:t>
-            </w:r>
-            <w:proofErr w:type="spellEnd"/>
-            <w:r>
-              <w:rPr>
-                <w:lang w:val="en-US"/>
-              </w:rPr>
-              <w:t>}</w:t>
+              <w:t>{expeditor_bik}</w:t>
             </w:r>
           </w:p>
           <w:p>
@@ -4733,21 +4440,7 @@
               <w:rPr>
                 <w:lang w:val="en-US"/>
               </w:rPr>
-              <w:t>{</w:t>
-            </w:r>
-            <w:proofErr w:type="spellStart"/>
-            <w:r>
-              <w:rPr>
-                <w:lang w:val="en-US"/>
-              </w:rPr>
-              <w:t>expeditor_account</w:t>
-            </w:r>
-            <w:proofErr w:type="spellEnd"/>
-            <w:r>
-              <w:rPr>
-                <w:lang w:val="en-US"/>
-              </w:rPr>
-              <w:t>}</w:t>
+              <w:t>{expeditor_account}</w:t>
             </w:r>
           </w:p>
           <w:p>
@@ -4775,21 +4468,7 @@
               <w:rPr>
                 <w:lang w:val="en-US"/>
               </w:rPr>
-              <w:t>{</w:t>
-            </w:r>
-            <w:proofErr w:type="spellStart"/>
-            <w:r>
-              <w:rPr>
-                <w:lang w:val="en-US"/>
-              </w:rPr>
-              <w:t>customer_address</w:t>
-            </w:r>
-            <w:proofErr w:type="spellEnd"/>
-            <w:r>
-              <w:rPr>
-                <w:lang w:val="en-US"/>
-              </w:rPr>
-              <w:t>}</w:t>
+              <w:t>{customer_address}</w:t>
             </w:r>
           </w:p>
           <w:p>
@@ -4814,39 +4493,7 @@
               <w:rPr>
                 <w:lang w:val="en-US"/>
               </w:rPr>
-              <w:t xml:space="preserve">: </w:t>
-            </w:r>
-            <w:r>
-              <w:rPr>
-                <w:lang w:val="en-US"/>
-              </w:rPr>
-              <w:t>{</w:t>
-            </w:r>
-            <w:proofErr w:type="spellStart"/>
-            <w:r>
-              <w:rPr>
-                <w:lang w:val="en-US"/>
-              </w:rPr>
-              <w:t>customer_fac</w:t>
-            </w:r>
-            <w:r>
-              <w:rPr>
-                <w:lang w:val="en-US"/>
-              </w:rPr>
-              <w:t>t</w:t>
-            </w:r>
-            <w:r>
-              <w:rPr>
-                <w:lang w:val="en-US"/>
-              </w:rPr>
-              <w:t>_address</w:t>
-            </w:r>
-            <w:proofErr w:type="spellEnd"/>
-            <w:r>
-              <w:rPr>
-                <w:lang w:val="en-US"/>
-              </w:rPr>
-              <w:t>}</w:t>
+              <w:t>: {customer_fact_address}</w:t>
             </w:r>
           </w:p>
           <w:p>
@@ -4862,27 +4509,7 @@
               <w:rPr>
                 <w:lang w:val="en-US"/>
               </w:rPr>
-              <w:t xml:space="preserve"> </w:t>
-            </w:r>
-            <w:r>
-              <w:rPr>
-                <w:lang w:val="en-US"/>
-              </w:rPr>
-              <w:t>{</w:t>
-            </w:r>
-            <w:proofErr w:type="spellStart"/>
-            <w:r>
-              <w:rPr>
-                <w:lang w:val="en-US"/>
-              </w:rPr>
-              <w:t>customer_bin</w:t>
-            </w:r>
-            <w:proofErr w:type="spellEnd"/>
-            <w:r>
-              <w:rPr>
-                <w:lang w:val="en-US"/>
-              </w:rPr>
-              <w:t>}</w:t>
+              <w:t xml:space="preserve"> {customer_bin}</w:t>
             </w:r>
           </w:p>
           <w:p>
@@ -4896,21 +4523,7 @@
               <w:rPr>
                 <w:lang w:val="en-US"/>
               </w:rPr>
-              <w:t>{</w:t>
-            </w:r>
-            <w:proofErr w:type="spellStart"/>
-            <w:r>
-              <w:rPr>
-                <w:lang w:val="en-US"/>
-              </w:rPr>
-              <w:t>customer_account</w:t>
-            </w:r>
-            <w:proofErr w:type="spellEnd"/>
-            <w:r>
-              <w:rPr>
-                <w:lang w:val="en-US"/>
-              </w:rPr>
-              <w:t>}</w:t>
+              <w:t>{customer_account}</w:t>
             </w:r>
           </w:p>
           <w:p>
@@ -4924,21 +4537,7 @@
               <w:rPr>
                 <w:lang w:val="en-US"/>
               </w:rPr>
-              <w:t>{</w:t>
-            </w:r>
-            <w:proofErr w:type="spellStart"/>
-            <w:r>
-              <w:rPr>
-                <w:lang w:val="en-US"/>
-              </w:rPr>
-              <w:t>customer_bank</w:t>
-            </w:r>
-            <w:proofErr w:type="spellEnd"/>
-            <w:r>
-              <w:rPr>
-                <w:lang w:val="en-US"/>
-              </w:rPr>
-              <w:t>}</w:t>
+              <w:t>{customer_bank}</w:t>
             </w:r>
           </w:p>
           <w:p>
@@ -4947,36 +4546,14 @@
                 <w:lang w:val="en-US"/>
               </w:rPr>
             </w:pPr>
-            <w:proofErr w:type="spellStart"/>
             <w:r>
               <w:t>Кбе</w:t>
-            </w:r>
-            <w:proofErr w:type="spellEnd"/>
-            <w:r>
-              <w:rPr>
-                <w:lang w:val="en-US"/>
-              </w:rPr>
-              <w:t xml:space="preserve"> </w:t>
             </w:r>
             <w:r>
               <w:rPr>
                 <w:lang w:val="en-US"/>
               </w:rPr>
-              <w:t>{</w:t>
-            </w:r>
-            <w:proofErr w:type="spellStart"/>
-            <w:r>
-              <w:rPr>
-                <w:lang w:val="en-US"/>
-              </w:rPr>
-              <w:t>customer_kbe</w:t>
-            </w:r>
-            <w:proofErr w:type="spellEnd"/>
-            <w:r>
-              <w:rPr>
-                <w:lang w:val="en-US"/>
-              </w:rPr>
-              <w:t>}</w:t>
+              <w:t xml:space="preserve"> {customer_kbe}</w:t>
             </w:r>
           </w:p>
         </w:tc>
@@ -5018,21 +4595,12 @@
               <w:rPr>
                 <w:lang w:val="en-US"/>
               </w:rPr>
-              <w:t>{</w:t>
+              <w:t>{expeditor_director_name}</w:t>
             </w:r>
-            <w:proofErr w:type="spellStart"/>
+          </w:p>
+          <w:p>
             <w:r>
-              <w:rPr>
-                <w:lang w:val="en-US"/>
-              </w:rPr>
-              <w:t>expeditor_director_name</w:t>
-            </w:r>
-            <w:proofErr w:type="spellEnd"/>
-            <w:r>
-              <w:rPr>
-                <w:lang w:val="en-US"/>
-              </w:rPr>
-              <w:t>}</w:t>
+              <w:t>{%stamp}</w:t>
             </w:r>
           </w:p>
           <w:p>
@@ -5088,21 +4656,7 @@
               <w:rPr>
                 <w:lang w:val="en-US"/>
               </w:rPr>
-              <w:t>{</w:t>
-            </w:r>
-            <w:proofErr w:type="spellStart"/>
-            <w:r>
-              <w:rPr>
-                <w:lang w:val="en-US"/>
-              </w:rPr>
-              <w:t>customer_director_name</w:t>
-            </w:r>
-            <w:proofErr w:type="spellEnd"/>
-            <w:r>
-              <w:rPr>
-                <w:lang w:val="en-US"/>
-              </w:rPr>
-              <w:t>}</w:t>
+              <w:t>{customer_director_name}</w:t>
             </w:r>
           </w:p>
           <w:p/>
